--- a/4. RESULTADOS/Mecanismos_por_grupo/T05_sintesis_politica.docx
+++ b/4. RESULTADOS/Mecanismos_por_grupo/T05_sintesis_politica.docx
@@ -600,7 +600,7 @@
                 <w:szCs w:val="22"/>
                 <w:color w:val="000000"/>
               </w:rPr>
-              <w:t xml:space="preserve">4.921</w:t>
+              <w:t xml:space="preserve">4.736</w:t>
             </w:r>
           </w:p>
         </w:tc>
@@ -655,7 +655,7 @@
                 <w:szCs w:val="22"/>
                 <w:color w:val="000000"/>
               </w:rPr>
-              <w:t xml:space="preserve">-2.416</w:t>
+              <w:t xml:space="preserve">-3.179</w:t>
             </w:r>
           </w:p>
         </w:tc>
@@ -875,7 +875,7 @@
                 <w:szCs w:val="22"/>
                 <w:color w:val="000000"/>
               </w:rPr>
-              <w:t xml:space="preserve">0.218</w:t>
+              <w:t xml:space="preserve">0.225</w:t>
             </w:r>
           </w:p>
         </w:tc>
@@ -930,7 +930,7 @@
                 <w:szCs w:val="22"/>
                 <w:color w:val="000000"/>
               </w:rPr>
-              <w:t xml:space="preserve">9</w:t>
+              <w:t xml:space="preserve">7</w:t>
             </w:r>
           </w:p>
         </w:tc>
@@ -1045,7 +1045,7 @@
                 <w:szCs w:val="22"/>
                 <w:color w:val="000000"/>
               </w:rPr>
-              <w:t xml:space="preserve">3.018</w:t>
+              <w:t xml:space="preserve">3.824</w:t>
             </w:r>
           </w:p>
         </w:tc>
@@ -1100,7 +1100,7 @@
                 <w:szCs w:val="22"/>
                 <w:color w:val="000000"/>
               </w:rPr>
-              <w:t xml:space="preserve">1.417</w:t>
+              <w:t xml:space="preserve">-0.482</w:t>
             </w:r>
           </w:p>
         </w:tc>
@@ -1210,7 +1210,7 @@
                 <w:szCs w:val="22"/>
                 <w:color w:val="000000"/>
               </w:rPr>
-              <w:t xml:space="preserve">**</w:t>
+              <w:t xml:space="preserve"/>
             </w:r>
           </w:p>
         </w:tc>
@@ -1320,7 +1320,7 @@
                 <w:szCs w:val="22"/>
                 <w:color w:val="000000"/>
               </w:rPr>
-              <w:t xml:space="preserve">0.212</w:t>
+              <w:t xml:space="preserve">0.246</w:t>
             </w:r>
           </w:p>
         </w:tc>
@@ -1375,7 +1375,7 @@
                 <w:szCs w:val="22"/>
                 <w:color w:val="000000"/>
               </w:rPr>
-              <w:t xml:space="preserve">10</w:t>
+              <w:t xml:space="preserve">9</w:t>
             </w:r>
           </w:p>
         </w:tc>
@@ -1490,7 +1490,7 @@
                 <w:szCs w:val="22"/>
                 <w:color w:val="000000"/>
               </w:rPr>
-              <w:t xml:space="preserve">1.966</w:t>
+              <w:t xml:space="preserve">2.090</w:t>
             </w:r>
           </w:p>
         </w:tc>
@@ -1545,7 +1545,7 @@
                 <w:szCs w:val="22"/>
                 <w:color w:val="000000"/>
               </w:rPr>
-              <w:t xml:space="preserve">0.188</w:t>
+              <w:t xml:space="preserve">-0.830</w:t>
             </w:r>
           </w:p>
         </w:tc>
@@ -1765,7 +1765,7 @@
                 <w:szCs w:val="22"/>
                 <w:color w:val="000000"/>
               </w:rPr>
-              <w:t xml:space="preserve">0.179</w:t>
+              <w:t xml:space="preserve">0.194</w:t>
             </w:r>
           </w:p>
         </w:tc>
@@ -1820,7 +1820,7 @@
                 <w:szCs w:val="22"/>
                 <w:color w:val="000000"/>
               </w:rPr>
-              <w:t xml:space="preserve">6</w:t>
+              <w:t xml:space="preserve">1</w:t>
             </w:r>
           </w:p>
         </w:tc>
